--- a/pr-preview/pr-286/calculus-integration.docx
+++ b/pr-preview/pr-286/calculus-integration.docx
@@ -15,7 +15,7 @@
         <w:pStyle w:val="Date"/>
       </w:pPr>
       <w:r>
-        <w:t xml:space="preserve">Last modified: 2026-10-14 15:47:20 (PDT)</w:t>
+        <w:t xml:space="preserve">Last modified: 2026-10-14 17:33:03 (PDT)</w:t>
       </w:r>
     </w:p>
     <w:bookmarkStart w:id="167" w:name="sec-integration"/>

--- a/pr-preview/pr-286/calculus-integration.docx
+++ b/pr-preview/pr-286/calculus-integration.docx
@@ -15,10 +15,10 @@
         <w:pStyle w:val="Date"/>
       </w:pPr>
       <w:r>
-        <w:t xml:space="preserve">Last modified: 2026-10-14 17:33:03 (PDT)</w:t>
+        <w:t xml:space="preserve">Last modified: 2026-10-14 22:27:27 (PDT)</w:t>
       </w:r>
     </w:p>
-    <w:bookmarkStart w:id="167" w:name="sec-integration"/>
+    <w:bookmarkStart w:id="171" w:name="sec-integration"/>
     <w:p>
       <w:pPr>
         <w:pStyle w:val="Heading2"/>
@@ -15955,7 +15955,7 @@
         <w:t xml:space="preserve"> </w:t>
       </w:r>
       <w:r>
-        <w:t xml:space="preserve">which says what continuity buys us.</w:t>
+        <w:t xml:space="preserve">which says what continuity gives us.</w:t>
       </w:r>
     </w:p>
     <w:bookmarkStart w:id="74" w:name="thm-diff-implies-cont"/>
@@ -22256,7 +22256,7 @@
     </w:p>
     <w:bookmarkEnd w:id="93"/>
     <w:bookmarkEnd w:id="94"/>
-    <w:bookmarkStart w:id="166" w:name="fundamental-theorem-of-calculus"/>
+    <w:bookmarkStart w:id="170" w:name="fundamental-theorem-of-calculus"/>
     <w:p>
       <w:pPr>
         <w:pStyle w:val="Heading3"/>
@@ -22702,74 +22702,6 @@
       <w:r>
         <w:t xml:space="preserve">.</w:t>
       </w:r>
-      <w:r>
-        <w:t xml:space="preserve"> </w:t>
-      </w:r>
-      <w:r>
-        <w:t xml:space="preserve">The letter</w:t>
-      </w:r>
-      <w:r>
-        <w:t xml:space="preserve"> </w:t>
-      </w:r>
-      <m:oMath>
-        <m:r>
-          <m:t>t</m:t>
-        </m:r>
-      </m:oMath>
-      <w:r>
-        <w:t xml:space="preserve"> </w:t>
-      </w:r>
-      <w:r>
-        <w:t xml:space="preserve">inside the integral is a placeholder,</w:t>
-      </w:r>
-      <w:r>
-        <w:t xml:space="preserve"> </w:t>
-      </w:r>
-      <w:r>
-        <w:t xml:space="preserve">renamed from</w:t>
-      </w:r>
-      <w:r>
-        <w:t xml:space="preserve"> </w:t>
-      </w:r>
-      <m:oMath>
-        <m:r>
-          <m:t>x</m:t>
-        </m:r>
-      </m:oMath>
-      <w:r>
-        <w:t xml:space="preserve"> </w:t>
-      </w:r>
-      <w:r>
-        <w:t xml:space="preserve">so that</w:t>
-      </w:r>
-      <w:r>
-        <w:t xml:space="preserve"> </w:t>
-      </w:r>
-      <m:oMath>
-        <m:r>
-          <m:t>x</m:t>
-        </m:r>
-      </m:oMath>
-      <w:r>
-        <w:t xml:space="preserve"> </w:t>
-      </w:r>
-      <w:r>
-        <w:t xml:space="preserve">can serve as the</w:t>
-      </w:r>
-      <w:r>
-        <w:t xml:space="preserve"> </w:t>
-      </w:r>
-      <w:hyperlink r:id="rId62">
-        <w:r>
-          <w:rPr>
-            <w:rStyle w:val="Hyperlink"/>
-          </w:rPr>
-          <w:t xml:space="preserve">upper limit</w:t>
-        </w:r>
-      </w:hyperlink>
-      <w:r>
-        <w:t xml:space="preserve">.</w:t>
-      </w:r>
     </w:p>
     <w:bookmarkEnd w:id="95"/>
     <w:bookmarkStart w:id="96" w:name="exm-accumulation-function"/>
@@ -23398,81 +23330,169 @@
       </w:r>
     </w:p>
     <w:bookmarkEnd w:id="96"/>
-    <w:bookmarkStart w:id="103" w:name="thm-ftc"/>
+    <w:bookmarkStart w:id="97" w:name="rem-accumulation-function-dummy-variable"/>
     <w:p>
       <w:pPr>
         <w:pStyle w:val="BodyText"/>
       </w:pPr>
       <w:r>
         <w:rPr>
-          <w:b/>
-          <w:bCs/>
+          <w:i/>
+          <w:iCs/>
         </w:rPr>
-        <w:t xml:space="preserve">Theorem 5 (Fundamental Theorem of Calculus)</w:t>
-      </w:r>
-      <w:r>
-        <w:t xml:space="preserve"> </w:t>
-      </w:r>
-      <w:r>
-        <w:t xml:space="preserve">Let</w:t>
+        <w:t xml:space="preserve">Remark 2</w:t>
+      </w:r>
+      <w:r>
+        <w:t xml:space="preserve"> (Why the integration variable is called</w:t>
       </w:r>
       <w:r>
         <w:t xml:space="preserve"> </w:t>
       </w:r>
       <m:oMath>
         <m:r>
-          <m:t>f</m:t>
+          <m:t>t</m:t>
         </m:r>
       </m:oMath>
       <w:r>
-        <w:t xml:space="preserve"> </w:t>
-      </w:r>
-      <w:r>
-        <w:t xml:space="preserve">be a continuous function on a closed interval</w:t>
+        <w:t xml:space="preserve">). </w:t>
+      </w:r>
+      <w:r>
+        <w:t xml:space="preserve">The letter</w:t>
       </w:r>
       <w:r>
         <w:t xml:space="preserve"> </w:t>
       </w:r>
       <m:oMath>
         <m:r>
-          <m:rPr>
-            <m:sty m:val="p"/>
-          </m:rPr>
-          <m:t>[</m:t>
-        </m:r>
-        <m:r>
-          <m:t>a</m:t>
-        </m:r>
-        <m:r>
-          <m:rPr>
-            <m:sty m:val="p"/>
-          </m:rPr>
-          <m:t>,</m:t>
-        </m:r>
-        <m:r>
-          <m:t>b</m:t>
-        </m:r>
-        <m:r>
-          <m:rPr>
-            <m:sty m:val="p"/>
-          </m:rPr>
-          <m:t>]</m:t>
+          <m:t>t</m:t>
         </m:r>
       </m:oMath>
       <w:r>
+        <w:t xml:space="preserve"> </w:t>
+      </w:r>
+      <w:r>
+        <w:t xml:space="preserve">inside the integral is a placeholder,</w:t>
+      </w:r>
+      <w:r>
+        <w:t xml:space="preserve"> </w:t>
+      </w:r>
+      <w:r>
+        <w:t xml:space="preserve">renamed from</w:t>
+      </w:r>
+      <w:r>
+        <w:t xml:space="preserve"> </w:t>
+      </w:r>
+      <m:oMath>
+        <m:r>
+          <m:t>x</m:t>
+        </m:r>
+      </m:oMath>
+      <w:r>
+        <w:t xml:space="preserve"> </w:t>
+      </w:r>
+      <w:r>
+        <w:t xml:space="preserve">so that</w:t>
+      </w:r>
+      <w:r>
+        <w:t xml:space="preserve"> </w:t>
+      </w:r>
+      <m:oMath>
+        <m:r>
+          <m:t>x</m:t>
+        </m:r>
+      </m:oMath>
+      <w:r>
+        <w:t xml:space="preserve"> </w:t>
+      </w:r>
+      <w:r>
+        <w:t xml:space="preserve">can serve as the</w:t>
+      </w:r>
+      <w:r>
+        <w:t xml:space="preserve"> </w:t>
+      </w:r>
+      <w:hyperlink r:id="rId62">
+        <w:r>
+          <w:rPr>
+            <w:rStyle w:val="Hyperlink"/>
+          </w:rPr>
+          <w:t xml:space="preserve">upper limit</w:t>
+        </w:r>
+      </w:hyperlink>
+      <w:r>
         <w:t xml:space="preserve">.</w:t>
       </w:r>
     </w:p>
+    <w:bookmarkEnd w:id="97"/>
     <w:p>
       <w:pPr>
         <w:pStyle w:val="BodyText"/>
       </w:pPr>
+      <w:bookmarkStart w:id="98" w:name="thm-ftc"/>
+      <w:bookmarkEnd w:id="98"/>
+    </w:p>
+    <w:bookmarkStart w:id="103" w:name="thm-ftc-part1"/>
+    <w:p>
+      <w:pPr>
+        <w:pStyle w:val="BodyText"/>
+      </w:pPr>
       <w:r>
         <w:rPr>
           <w:b/>
           <w:bCs/>
         </w:rPr>
-        <w:t xml:space="preserve">Part 1 (Derivative of an integral).</w:t>
+        <w:t xml:space="preserve">Theorem 5 (Fundamental Theorem of Calculus, Part 1 (derivative of an integral))</w:t>
+      </w:r>
+      <w:r>
+        <w:t xml:space="preserve"> </w:t>
+      </w:r>
+      <w:r>
+        <w:t xml:space="preserve">Let</w:t>
+      </w:r>
+      <w:r>
+        <w:t xml:space="preserve"> </w:t>
+      </w:r>
+      <m:oMath>
+        <m:r>
+          <m:t>f</m:t>
+        </m:r>
+      </m:oMath>
+      <w:r>
+        <w:t xml:space="preserve"> </w:t>
+      </w:r>
+      <w:r>
+        <w:t xml:space="preserve">be a continuous function on a closed interval</w:t>
+      </w:r>
+      <w:r>
+        <w:t xml:space="preserve"> </w:t>
+      </w:r>
+      <m:oMath>
+        <m:r>
+          <m:rPr>
+            <m:sty m:val="p"/>
+          </m:rPr>
+          <m:t>[</m:t>
+        </m:r>
+        <m:r>
+          <m:t>a</m:t>
+        </m:r>
+        <m:r>
+          <m:rPr>
+            <m:sty m:val="p"/>
+          </m:rPr>
+          <m:t>,</m:t>
+        </m:r>
+        <m:r>
+          <m:t>b</m:t>
+        </m:r>
+        <m:r>
+          <m:rPr>
+            <m:sty m:val="p"/>
+          </m:rPr>
+          <m:t>]</m:t>
+        </m:r>
+      </m:oMath>
+      <w:r>
+        <w:t xml:space="preserve">.</w:t>
       </w:r>
       <w:r>
         <w:t xml:space="preserve"> </w:t>
@@ -23670,7 +23690,7 @@
       <w:pPr>
         <w:pStyle w:val="BodyText"/>
       </w:pPr>
-      <w:bookmarkStart w:id="97" w:name="eq-ftc-deriv-of-integral"/>
+      <w:bookmarkStart w:id="99" w:name="eq-ftc-deriv-of-integral"/>
       <m:oMathPara>
         <m:oMathParaPr>
           <m:jc m:val="center"/>
@@ -23791,7 +23811,7 @@
           </m:r>
         </m:oMath>
       </m:oMathPara>
-      <w:bookmarkEnd w:id="97"/>
+      <w:bookmarkEnd w:id="99"/>
     </w:p>
     <w:tbl>
       <w:tblPr>
@@ -23834,18 +23854,18 @@
                 <wp:inline>
                   <wp:extent cx="152400" cy="152400"/>
                   <wp:effectExtent b="0" l="0" r="0" t="0"/>
-                  <wp:docPr descr="" title="" id="99" name="Picture"/>
+                  <wp:docPr descr="" title="" id="101" name="Picture"/>
                   <a:graphic>
                     <a:graphicData uri="http://schemas.openxmlformats.org/drawingml/2006/picture">
                       <pic:pic>
                         <pic:nvPicPr>
-                          <pic:cNvPr descr="/opt/quarto/share/formats/docx/note.png" id="100" name="Picture"/>
+                          <pic:cNvPr descr="/opt/quarto/share/formats/docx/note.png" id="102" name="Picture"/>
                           <pic:cNvPicPr>
                             <a:picLocks noChangeArrowheads="1" noChangeAspect="1"/>
                           </pic:cNvPicPr>
                         </pic:nvPicPr>
                         <pic:blipFill>
-                          <a:blip r:embed="rId98"/>
+                          <a:blip r:embed="rId100"/>
                           <a:stretch>
                             <a:fillRect/>
                           </a:stretch>
@@ -24103,6 +24123,8 @@
         <w:t xml:space="preserve">(Larson and Edwards 2018, Theorem 4.11, p. 288)</w:t>
       </w:r>
     </w:p>
+    <w:bookmarkEnd w:id="103"/>
+    <w:bookmarkStart w:id="106" w:name="thm-ftc-part2"/>
     <w:p>
       <w:pPr>
         <w:pStyle w:val="BodyText"/>
@@ -24112,7 +24134,59 @@
           <w:b/>
           <w:bCs/>
         </w:rPr>
-        <w:t xml:space="preserve">Part 2 (Evaluation theorem).</w:t>
+        <w:t xml:space="preserve">Theorem 6 (Fundamental Theorem of Calculus, Part 2 (evaluation theorem))</w:t>
+      </w:r>
+      <w:r>
+        <w:t xml:space="preserve"> </w:t>
+      </w:r>
+      <w:r>
+        <w:t xml:space="preserve">Let</w:t>
+      </w:r>
+      <w:r>
+        <w:t xml:space="preserve"> </w:t>
+      </w:r>
+      <m:oMath>
+        <m:r>
+          <m:t>f</m:t>
+        </m:r>
+      </m:oMath>
+      <w:r>
+        <w:t xml:space="preserve"> </w:t>
+      </w:r>
+      <w:r>
+        <w:t xml:space="preserve">be a continuous function on a closed interval</w:t>
+      </w:r>
+      <w:r>
+        <w:t xml:space="preserve"> </w:t>
+      </w:r>
+      <m:oMath>
+        <m:r>
+          <m:rPr>
+            <m:sty m:val="p"/>
+          </m:rPr>
+          <m:t>[</m:t>
+        </m:r>
+        <m:r>
+          <m:t>a</m:t>
+        </m:r>
+        <m:r>
+          <m:rPr>
+            <m:sty m:val="p"/>
+          </m:rPr>
+          <m:t>,</m:t>
+        </m:r>
+        <m:r>
+          <m:t>b</m:t>
+        </m:r>
+        <m:r>
+          <m:rPr>
+            <m:sty m:val="p"/>
+          </m:rPr>
+          <m:t>]</m:t>
+        </m:r>
+      </m:oMath>
+      <w:r>
+        <w:t xml:space="preserve">.</w:t>
       </w:r>
       <w:r>
         <w:t xml:space="preserve"> </w:t>
@@ -24168,7 +24242,21 @@
         <w:t xml:space="preserve"> </w:t>
       </w:r>
       <w:r>
-        <w:t xml:space="preserve">accumulation function from Part 1.</w:t>
+        <w:t xml:space="preserve">accumulation function from</w:t>
+      </w:r>
+      <w:r>
+        <w:t xml:space="preserve"> </w:t>
+      </w:r>
+      <w:hyperlink w:anchor="thm-ftc-part1">
+        <w:r>
+          <w:rPr>
+            <w:rStyle w:val="Hyperlink"/>
+          </w:rPr>
+          <w:t xml:space="preserve">Theorem 5</w:t>
+        </w:r>
+      </w:hyperlink>
+      <w:r>
+        <w:t xml:space="preserve">.</w:t>
       </w:r>
       <w:r>
         <w:t xml:space="preserve"> </w:t>
@@ -24362,7 +24450,7 @@
       <w:pPr>
         <w:pStyle w:val="BodyText"/>
       </w:pPr>
-      <w:bookmarkStart w:id="101" w:name="eq-ftc-part2"/>
+      <w:bookmarkStart w:id="104" w:name="eq-ftc-part2"/>
       <m:oMathPara>
         <m:oMathParaPr>
           <m:jc m:val="center"/>
@@ -24483,7 +24571,7 @@
           </m:r>
         </m:oMath>
       </m:oMathPara>
-      <w:bookmarkEnd w:id="101"/>
+      <w:bookmarkEnd w:id="104"/>
     </w:p>
     <w:p>
       <w:pPr>
@@ -24553,7 +24641,7 @@
       <w:pPr>
         <w:pStyle w:val="BodyText"/>
       </w:pPr>
-      <w:bookmarkStart w:id="102" w:name="eq-ftc-integral-of-deriv"/>
+      <w:bookmarkStart w:id="105" w:name="eq-ftc-integral-of-deriv"/>
       <m:oMathPara>
         <m:oMathParaPr>
           <m:jc m:val="center"/>
@@ -24686,7 +24774,7 @@
           </m:r>
         </m:oMath>
       </m:oMathPara>
-      <w:bookmarkEnd w:id="102"/>
+      <w:bookmarkEnd w:id="105"/>
     </w:p>
     <w:p>
       <w:pPr>
@@ -24814,7 +24902,7 @@
         <w:t xml:space="preserve">(Banner 2007, chap. 18; Larson and Edwards 2018, Theorem 4.9, p. 282)</w:t>
       </w:r>
     </w:p>
-    <w:bookmarkEnd w:id="103"/>
+    <w:bookmarkEnd w:id="106"/>
     <w:p>
       <w:pPr>
         <w:pStyle w:val="BodyText"/>
@@ -25123,7 +25211,7 @@
       <w:r>
         <w:t xml:space="preserve"> </w:t>
       </w:r>
-      <w:hyperlink w:anchor="thm-ftc">
+      <w:hyperlink w:anchor="thm-ftc-part1">
         <w:r>
           <w:rPr>
             <w:rStyle w:val="Hyperlink"/>
@@ -25181,7 +25269,7 @@
         <w:t xml:space="preserve">a common situation in applied statistics.</w:t>
       </w:r>
     </w:p>
-    <w:bookmarkStart w:id="104" w:name="def-evaluation-bracket"/>
+    <w:bookmarkStart w:id="107" w:name="def-evaluation-bracket"/>
     <w:p>
       <w:pPr>
         <w:pStyle w:val="BodyText"/>
@@ -25490,14 +25578,602 @@
         <w:t xml:space="preserve"> </w:t>
       </w:r>
       <w:r>
-        <w:t xml:space="preserve">With FTC Part 2 (</w:t>
-      </w:r>
-      <w:hyperlink w:anchor="thm-ftc">
+        <w:t xml:space="preserve">Computing</w:t>
+      </w:r>
+      <w:r>
+        <w:t xml:space="preserve"> </w:t>
+      </w:r>
+      <m:oMath>
+        <m:r>
+          <m:t>F</m:t>
+        </m:r>
+        <m:r>
+          <m:rPr>
+            <m:sty m:val="p"/>
+          </m:rPr>
+          <m:t>(</m:t>
+        </m:r>
+        <m:r>
+          <m:t>b</m:t>
+        </m:r>
+        <m:r>
+          <m:rPr>
+            <m:sty m:val="p"/>
+          </m:rPr>
+          <m:t>)</m:t>
+        </m:r>
+        <m:r>
+          <m:rPr>
+            <m:sty m:val="p"/>
+          </m:rPr>
+          <m:t>−</m:t>
+        </m:r>
+        <m:r>
+          <m:t>F</m:t>
+        </m:r>
+        <m:r>
+          <m:rPr>
+            <m:sty m:val="p"/>
+          </m:rPr>
+          <m:t>(</m:t>
+        </m:r>
+        <m:r>
+          <m:t>a</m:t>
+        </m:r>
+        <m:r>
+          <m:rPr>
+            <m:sty m:val="p"/>
+          </m:rPr>
+          <m:t>)</m:t>
+        </m:r>
+      </m:oMath>
+      <w:r>
+        <w:t xml:space="preserve"> </w:t>
+      </w:r>
+      <w:r>
+        <w:t xml:space="preserve">from the bracket is called</w:t>
+      </w:r>
+      <w:r>
+        <w:t xml:space="preserve"> </w:t>
+      </w:r>
+      <w:r>
+        <w:rPr>
+          <w:b/>
+          <w:bCs/>
+        </w:rPr>
+        <w:t xml:space="preserve">evaluating at the limits</w:t>
+      </w:r>
+      <w:r>
+        <w:t xml:space="preserve"> </w:t>
+      </w:r>
+      <w:r>
+        <w:t xml:space="preserve">(the</w:t>
+      </w:r>
+      <w:r>
+        <w:t xml:space="preserve"> </w:t>
+      </w:r>
+      <w:hyperlink r:id="rId62">
         <w:r>
           <w:rPr>
             <w:rStyle w:val="Hyperlink"/>
           </w:rPr>
-          <w:t xml:space="preserve">Theorem 5</w:t>
+          <w:t xml:space="preserve">limits of integration</w:t>
+        </w:r>
+      </w:hyperlink>
+      <w:r>
+        <w:t xml:space="preserve"> </w:t>
+      </w:r>
+      <m:oMath>
+        <m:r>
+          <m:t>a</m:t>
+        </m:r>
+      </m:oMath>
+      <w:r>
+        <w:t xml:space="preserve"> </w:t>
+      </w:r>
+      <w:r>
+        <w:t xml:space="preserve">and</w:t>
+      </w:r>
+      <w:r>
+        <w:t xml:space="preserve"> </w:t>
+      </w:r>
+      <m:oMath>
+        <m:r>
+          <m:t>b</m:t>
+        </m:r>
+      </m:oMath>
+      <w:r>
+        <w:t xml:space="preserve">).</w:t>
+      </w:r>
+    </w:p>
+    <w:bookmarkEnd w:id="107"/>
+    <w:bookmarkStart w:id="108" w:name="exm-evaluation-bracket"/>
+    <w:p>
+      <w:pPr>
+        <w:pStyle w:val="BodyText"/>
+      </w:pPr>
+      <w:r>
+        <w:rPr>
+          <w:b/>
+          <w:bCs/>
+        </w:rPr>
+        <w:t xml:space="preserve">Example 21 (Evaluating</w:t>
+      </w:r>
+      <w:r>
+        <w:rPr>
+          <w:b/>
+          <w:bCs/>
+        </w:rPr>
+        <w:t xml:space="preserve"> </w:t>
+      </w:r>
+      <m:oMath>
+        <m:nary>
+          <m:naryPr>
+            <m:chr m:val="∫"/>
+            <m:limLoc m:val="subSup"/>
+            <m:subHide m:val="off"/>
+            <m:supHide m:val="off"/>
+          </m:naryPr>
+          <m:sub>
+            <m:r>
+              <m:t>1</m:t>
+            </m:r>
+          </m:sub>
+          <m:sup>
+            <m:r>
+              <m:t>3</m:t>
+            </m:r>
+          </m:sup>
+          <m:e>
+            <m:r>
+              <m:t>2</m:t>
+            </m:r>
+          </m:e>
+        </m:nary>
+        <m:r>
+          <m:t>t</m:t>
+        </m:r>
+        <m:r>
+          <m:t> </m:t>
+        </m:r>
+        <m:r>
+          <m:t>d</m:t>
+        </m:r>
+        <m:r>
+          <m:t>t</m:t>
+        </m:r>
+      </m:oMath>
+      <w:r>
+        <w:rPr>
+          <w:b/>
+          <w:bCs/>
+        </w:rPr>
+        <w:t xml:space="preserve"> </w:t>
+      </w:r>
+      <w:r>
+        <w:rPr>
+          <w:b/>
+          <w:bCs/>
+        </w:rPr>
+        <w:t xml:space="preserve">with a bracket)</w:t>
+      </w:r>
+      <w:r>
+        <w:t xml:space="preserve"> </w:t>
+      </w:r>
+      <m:oMath>
+        <m:r>
+          <m:t>F</m:t>
+        </m:r>
+        <m:r>
+          <m:rPr>
+            <m:sty m:val="p"/>
+          </m:rPr>
+          <m:t>(</m:t>
+        </m:r>
+        <m:r>
+          <m:t>t</m:t>
+        </m:r>
+        <m:r>
+          <m:rPr>
+            <m:sty m:val="p"/>
+          </m:rPr>
+          <m:t>)</m:t>
+        </m:r>
+        <m:r>
+          <m:rPr>
+            <m:sty m:val="p"/>
+          </m:rPr>
+          <m:t>=</m:t>
+        </m:r>
+        <m:sSup>
+          <m:e>
+            <m:r>
+              <m:t>t</m:t>
+            </m:r>
+          </m:e>
+          <m:sup>
+            <m:r>
+              <m:t>2</m:t>
+            </m:r>
+          </m:sup>
+        </m:sSup>
+      </m:oMath>
+      <w:r>
+        <w:t xml:space="preserve"> </w:t>
+      </w:r>
+      <w:r>
+        <w:t xml:space="preserve">is an antiderivative of</w:t>
+      </w:r>
+      <w:r>
+        <w:t xml:space="preserve"> </w:t>
+      </w:r>
+      <m:oMath>
+        <m:r>
+          <m:t>f</m:t>
+        </m:r>
+        <m:r>
+          <m:rPr>
+            <m:sty m:val="p"/>
+          </m:rPr>
+          <m:t>(</m:t>
+        </m:r>
+        <m:r>
+          <m:t>t</m:t>
+        </m:r>
+        <m:r>
+          <m:rPr>
+            <m:sty m:val="p"/>
+          </m:rPr>
+          <m:t>)</m:t>
+        </m:r>
+        <m:r>
+          <m:rPr>
+            <m:sty m:val="p"/>
+          </m:rPr>
+          <m:t>=</m:t>
+        </m:r>
+        <m:r>
+          <m:t>2</m:t>
+        </m:r>
+        <m:r>
+          <m:t>t</m:t>
+        </m:r>
+      </m:oMath>
+      <w:r>
+        <w:t xml:space="preserve">, since</w:t>
+      </w:r>
+      <w:r>
+        <w:t xml:space="preserve"> </w:t>
+      </w:r>
+      <m:oMath>
+        <m:f>
+          <m:fPr>
+            <m:type m:val="bar"/>
+          </m:fPr>
+          <m:num>
+            <m:r>
+              <m:rPr>
+                <m:sty m:val="p"/>
+              </m:rPr>
+              <m:t>∂</m:t>
+            </m:r>
+          </m:num>
+          <m:den>
+            <m:r>
+              <m:rPr>
+                <m:sty m:val="p"/>
+              </m:rPr>
+              <m:t>∂</m:t>
+            </m:r>
+            <m:r>
+              <m:t>t</m:t>
+            </m:r>
+          </m:den>
+        </m:f>
+        <m:sSup>
+          <m:e>
+            <m:r>
+              <m:t>t</m:t>
+            </m:r>
+          </m:e>
+          <m:sup>
+            <m:r>
+              <m:t>2</m:t>
+            </m:r>
+          </m:sup>
+        </m:sSup>
+        <m:r>
+          <m:rPr>
+            <m:sty m:val="p"/>
+          </m:rPr>
+          <m:t>=</m:t>
+        </m:r>
+        <m:r>
+          <m:t>2</m:t>
+        </m:r>
+        <m:r>
+          <m:t>t</m:t>
+        </m:r>
+      </m:oMath>
+      <w:r>
+        <w:t xml:space="preserve">, so</w:t>
+      </w:r>
+    </w:p>
+    <w:p>
+      <w:pPr>
+        <w:pStyle w:val="BodyText"/>
+      </w:pPr>
+      <m:oMathPara>
+        <m:oMathParaPr>
+          <m:jc m:val="center"/>
+        </m:oMathParaPr>
+        <m:oMath>
+          <m:eqArr>
+            <m:e>
+              <m:nary>
+                <m:naryPr>
+                  <m:chr m:val="∫"/>
+                  <m:limLoc m:val="subSup"/>
+                  <m:subHide m:val="off"/>
+                  <m:supHide m:val="off"/>
+                </m:naryPr>
+                <m:sub>
+                  <m:r>
+                    <m:t>1</m:t>
+                  </m:r>
+                </m:sub>
+                <m:sup>
+                  <m:r>
+                    <m:t>3</m:t>
+                  </m:r>
+                </m:sup>
+                <m:e>
+                  <m:r>
+                    <m:t>2</m:t>
+                  </m:r>
+                </m:e>
+              </m:nary>
+              <m:r>
+                <m:t>t</m:t>
+              </m:r>
+              <m:r>
+                <m:t> </m:t>
+              </m:r>
+              <m:r>
+                <m:t>d</m:t>
+              </m:r>
+              <m:r>
+                <m:t>t</m:t>
+              </m:r>
+              <m:r>
+                <m:t>&amp;</m:t>
+              </m:r>
+              <m:r>
+                <m:rPr>
+                  <m:sty m:val="p"/>
+                </m:rPr>
+                <m:t>=</m:t>
+              </m:r>
+              <m:r>
+                <m:t>​</m:t>
+              </m:r>
+              <m:d>
+                <m:dPr>
+                  <m:begChr m:val="["/>
+                  <m:sepChr m:val=""/>
+                  <m:endChr m:val="]"/>
+                  <m:grow/>
+                </m:dPr>
+                <m:e>
+                  <m:sSup>
+                    <m:e>
+                      <m:r>
+                        <m:t>t</m:t>
+                      </m:r>
+                    </m:e>
+                    <m:sup>
+                      <m:r>
+                        <m:t>2</m:t>
+                      </m:r>
+                    </m:sup>
+                  </m:sSup>
+                </m:e>
+              </m:d>
+              <m:sSubSup>
+                <m:e>
+                  <m:r>
+                    <m:t>​</m:t>
+                  </m:r>
+                </m:e>
+                <m:sub>
+                  <m:r>
+                    <m:t>t</m:t>
+                  </m:r>
+                  <m:r>
+                    <m:rPr>
+                      <m:sty m:val="p"/>
+                    </m:rPr>
+                    <m:t>=</m:t>
+                  </m:r>
+                  <m:r>
+                    <m:t>1</m:t>
+                  </m:r>
+                </m:sub>
+                <m:sup>
+                  <m:r>
+                    <m:t>t</m:t>
+                  </m:r>
+                  <m:r>
+                    <m:rPr>
+                      <m:sty m:val="p"/>
+                    </m:rPr>
+                    <m:t>=</m:t>
+                  </m:r>
+                  <m:r>
+                    <m:t>3</m:t>
+                  </m:r>
+                </m:sup>
+              </m:sSubSup>
+              <m:r>
+                <m:t>&amp;</m:t>
+              </m:r>
+              <m:r>
+                <m:t>&amp;</m:t>
+              </m:r>
+              <m:r>
+                <m:rPr>
+                  <m:nor/>
+                  <m:sty m:val="p"/>
+                </m:rPr>
+                <m:t>(FTC Part 2)</m:t>
+              </m:r>
+            </m:e>
+            <m:e>
+              <m:r>
+                <m:t>&amp;</m:t>
+              </m:r>
+              <m:r>
+                <m:rPr>
+                  <m:sty m:val="p"/>
+                </m:rPr>
+                <m:t>=</m:t>
+              </m:r>
+              <m:sSup>
+                <m:e>
+                  <m:r>
+                    <m:t>3</m:t>
+                  </m:r>
+                </m:e>
+                <m:sup>
+                  <m:r>
+                    <m:t>2</m:t>
+                  </m:r>
+                </m:sup>
+              </m:sSup>
+              <m:r>
+                <m:rPr>
+                  <m:sty m:val="p"/>
+                </m:rPr>
+                <m:t>−</m:t>
+              </m:r>
+              <m:sSup>
+                <m:e>
+                  <m:r>
+                    <m:t>1</m:t>
+                  </m:r>
+                </m:e>
+                <m:sup>
+                  <m:r>
+                    <m:t>2</m:t>
+                  </m:r>
+                </m:sup>
+              </m:sSup>
+              <m:r>
+                <m:t>&amp;</m:t>
+              </m:r>
+              <m:r>
+                <m:t>&amp;</m:t>
+              </m:r>
+              <m:r>
+                <m:rPr>
+                  <m:nor/>
+                  <m:sty m:val="p"/>
+                </m:rPr>
+                <m:t>(definition of the evaluation bracket)</m:t>
+              </m:r>
+            </m:e>
+            <m:e>
+              <m:r>
+                <m:t>&amp;</m:t>
+              </m:r>
+              <m:r>
+                <m:rPr>
+                  <m:sty m:val="p"/>
+                </m:rPr>
+                <m:t>=</m:t>
+              </m:r>
+              <m:r>
+                <m:t>9</m:t>
+              </m:r>
+              <m:r>
+                <m:rPr>
+                  <m:sty m:val="p"/>
+                </m:rPr>
+                <m:t>−</m:t>
+              </m:r>
+              <m:r>
+                <m:t>1</m:t>
+              </m:r>
+              <m:r>
+                <m:t>&amp;</m:t>
+              </m:r>
+              <m:r>
+                <m:t>&amp;</m:t>
+              </m:r>
+              <m:r>
+                <m:rPr>
+                  <m:nor/>
+                  <m:sty m:val="p"/>
+                </m:rPr>
+                <m:t>(square)</m:t>
+              </m:r>
+            </m:e>
+            <m:e>
+              <m:r>
+                <m:t>&amp;</m:t>
+              </m:r>
+              <m:r>
+                <m:rPr>
+                  <m:sty m:val="p"/>
+                </m:rPr>
+                <m:t>=</m:t>
+              </m:r>
+              <m:r>
+                <m:t>8</m:t>
+              </m:r>
+              <m:r>
+                <m:t>&amp;</m:t>
+              </m:r>
+              <m:r>
+                <m:t>&amp;</m:t>
+              </m:r>
+              <m:r>
+                <m:rPr>
+                  <m:nor/>
+                  <m:sty m:val="p"/>
+                </m:rPr>
+                <m:t>(subtract)</m:t>
+              </m:r>
+            </m:e>
+          </m:eqArr>
+        </m:oMath>
+      </m:oMathPara>
+    </w:p>
+    <w:bookmarkEnd w:id="108"/>
+    <w:bookmarkStart w:id="109" w:name="rem-evaluation-bracket-ftc"/>
+    <w:p>
+      <w:pPr>
+        <w:pStyle w:val="FirstParagraph"/>
+      </w:pPr>
+      <w:r>
+        <w:rPr>
+          <w:i/>
+          <w:iCs/>
+        </w:rPr>
+        <w:t xml:space="preserve">Remark 3</w:t>
+      </w:r>
+      <w:r>
+        <w:t xml:space="preserve"> (The evaluation bracket and the Fundamental Theorem of Calculus). </w:t>
+      </w:r>
+      <w:r>
+        <w:t xml:space="preserve">With FTC Part 2 (</w:t>
+      </w:r>
+      <w:hyperlink w:anchor="thm-ftc-part2">
+        <w:r>
+          <w:rPr>
+            <w:rStyle w:val="Hyperlink"/>
+          </w:rPr>
+          <w:t xml:space="preserve">Theorem 6</w:t>
         </w:r>
       </w:hyperlink>
       <w:r>
@@ -25656,588 +26332,14 @@
         </m:r>
       </m:oMath>
       <w:r>
-        <w:t xml:space="preserve">,</w:t>
-      </w:r>
-      <w:r>
-        <w:t xml:space="preserve"> </w:t>
-      </w:r>
-      <w:r>
-        <w:t xml:space="preserve">and computing</w:t>
-      </w:r>
-      <w:r>
-        <w:t xml:space="preserve"> </w:t>
-      </w:r>
-      <m:oMath>
-        <m:r>
-          <m:t>F</m:t>
-        </m:r>
-        <m:r>
-          <m:rPr>
-            <m:sty m:val="p"/>
-          </m:rPr>
-          <m:t>(</m:t>
-        </m:r>
-        <m:r>
-          <m:t>b</m:t>
-        </m:r>
-        <m:r>
-          <m:rPr>
-            <m:sty m:val="p"/>
-          </m:rPr>
-          <m:t>)</m:t>
-        </m:r>
-        <m:r>
-          <m:rPr>
-            <m:sty m:val="p"/>
-          </m:rPr>
-          <m:t>−</m:t>
-        </m:r>
-        <m:r>
-          <m:t>F</m:t>
-        </m:r>
-        <m:r>
-          <m:rPr>
-            <m:sty m:val="p"/>
-          </m:rPr>
-          <m:t>(</m:t>
-        </m:r>
-        <m:r>
-          <m:t>a</m:t>
-        </m:r>
-        <m:r>
-          <m:rPr>
-            <m:sty m:val="p"/>
-          </m:rPr>
-          <m:t>)</m:t>
-        </m:r>
-      </m:oMath>
-      <w:r>
-        <w:t xml:space="preserve"> </w:t>
-      </w:r>
-      <w:r>
-        <w:t xml:space="preserve">from the bracket is called</w:t>
-      </w:r>
-      <w:r>
-        <w:t xml:space="preserve"> </w:t>
-      </w:r>
-      <w:r>
-        <w:rPr>
-          <w:b/>
-          <w:bCs/>
-        </w:rPr>
-        <w:t xml:space="preserve">evaluating at the limits</w:t>
-      </w:r>
-      <w:r>
-        <w:t xml:space="preserve"> </w:t>
-      </w:r>
-      <w:r>
-        <w:t xml:space="preserve">(the</w:t>
-      </w:r>
-      <w:r>
-        <w:t xml:space="preserve"> </w:t>
-      </w:r>
-      <w:hyperlink r:id="rId62">
-        <w:r>
-          <w:rPr>
-            <w:rStyle w:val="Hyperlink"/>
-          </w:rPr>
-          <w:t xml:space="preserve">limits of integration</w:t>
-        </w:r>
-      </w:hyperlink>
-      <w:r>
-        <w:t xml:space="preserve"> </w:t>
-      </w:r>
-      <m:oMath>
-        <m:r>
-          <m:t>a</m:t>
-        </m:r>
-      </m:oMath>
-      <w:r>
-        <w:t xml:space="preserve"> </w:t>
-      </w:r>
-      <w:r>
-        <w:t xml:space="preserve">and</w:t>
-      </w:r>
-      <w:r>
-        <w:t xml:space="preserve"> </w:t>
-      </w:r>
-      <m:oMath>
-        <m:r>
-          <m:t>b</m:t>
-        </m:r>
-      </m:oMath>
-      <w:r>
-        <w:t xml:space="preserve">).</w:t>
+        <w:t xml:space="preserve">.</w:t>
       </w:r>
     </w:p>
-    <w:bookmarkEnd w:id="104"/>
-    <w:bookmarkStart w:id="105" w:name="exm-evaluation-bracket"/>
+    <w:bookmarkEnd w:id="109"/>
+    <w:bookmarkStart w:id="110" w:name="exr-miller-int-polynomial"/>
     <w:p>
       <w:pPr>
         <w:pStyle w:val="BodyText"/>
-      </w:pPr>
-      <w:r>
-        <w:rPr>
-          <w:b/>
-          <w:bCs/>
-        </w:rPr>
-        <w:t xml:space="preserve">Example 21 (Evaluating</w:t>
-      </w:r>
-      <w:r>
-        <w:rPr>
-          <w:b/>
-          <w:bCs/>
-        </w:rPr>
-        <w:t xml:space="preserve"> </w:t>
-      </w:r>
-      <m:oMath>
-        <m:nary>
-          <m:naryPr>
-            <m:chr m:val="∫"/>
-            <m:limLoc m:val="subSup"/>
-            <m:subHide m:val="off"/>
-            <m:supHide m:val="off"/>
-          </m:naryPr>
-          <m:sub>
-            <m:r>
-              <m:t>1</m:t>
-            </m:r>
-          </m:sub>
-          <m:sup>
-            <m:r>
-              <m:t>3</m:t>
-            </m:r>
-          </m:sup>
-          <m:e>
-            <m:r>
-              <m:t>2</m:t>
-            </m:r>
-          </m:e>
-        </m:nary>
-        <m:r>
-          <m:t>t</m:t>
-        </m:r>
-        <m:r>
-          <m:t> </m:t>
-        </m:r>
-        <m:r>
-          <m:t>d</m:t>
-        </m:r>
-        <m:r>
-          <m:t>t</m:t>
-        </m:r>
-      </m:oMath>
-      <w:r>
-        <w:rPr>
-          <w:b/>
-          <w:bCs/>
-        </w:rPr>
-        <w:t xml:space="preserve"> </w:t>
-      </w:r>
-      <w:r>
-        <w:rPr>
-          <w:b/>
-          <w:bCs/>
-        </w:rPr>
-        <w:t xml:space="preserve">with a bracket)</w:t>
-      </w:r>
-      <w:r>
-        <w:t xml:space="preserve"> </w:t>
-      </w:r>
-      <m:oMath>
-        <m:r>
-          <m:t>F</m:t>
-        </m:r>
-        <m:r>
-          <m:rPr>
-            <m:sty m:val="p"/>
-          </m:rPr>
-          <m:t>(</m:t>
-        </m:r>
-        <m:r>
-          <m:t>t</m:t>
-        </m:r>
-        <m:r>
-          <m:rPr>
-            <m:sty m:val="p"/>
-          </m:rPr>
-          <m:t>)</m:t>
-        </m:r>
-        <m:r>
-          <m:rPr>
-            <m:sty m:val="p"/>
-          </m:rPr>
-          <m:t>=</m:t>
-        </m:r>
-        <m:sSup>
-          <m:e>
-            <m:r>
-              <m:t>t</m:t>
-            </m:r>
-          </m:e>
-          <m:sup>
-            <m:r>
-              <m:t>2</m:t>
-            </m:r>
-          </m:sup>
-        </m:sSup>
-      </m:oMath>
-      <w:r>
-        <w:t xml:space="preserve"> </w:t>
-      </w:r>
-      <w:r>
-        <w:t xml:space="preserve">is an antiderivative of</w:t>
-      </w:r>
-      <w:r>
-        <w:t xml:space="preserve"> </w:t>
-      </w:r>
-      <m:oMath>
-        <m:r>
-          <m:t>f</m:t>
-        </m:r>
-        <m:r>
-          <m:rPr>
-            <m:sty m:val="p"/>
-          </m:rPr>
-          <m:t>(</m:t>
-        </m:r>
-        <m:r>
-          <m:t>t</m:t>
-        </m:r>
-        <m:r>
-          <m:rPr>
-            <m:sty m:val="p"/>
-          </m:rPr>
-          <m:t>)</m:t>
-        </m:r>
-        <m:r>
-          <m:rPr>
-            <m:sty m:val="p"/>
-          </m:rPr>
-          <m:t>=</m:t>
-        </m:r>
-        <m:r>
-          <m:t>2</m:t>
-        </m:r>
-        <m:r>
-          <m:t>t</m:t>
-        </m:r>
-      </m:oMath>
-      <w:r>
-        <w:t xml:space="preserve">, since</w:t>
-      </w:r>
-      <w:r>
-        <w:t xml:space="preserve"> </w:t>
-      </w:r>
-      <m:oMath>
-        <m:f>
-          <m:fPr>
-            <m:type m:val="bar"/>
-          </m:fPr>
-          <m:num>
-            <m:r>
-              <m:rPr>
-                <m:sty m:val="p"/>
-              </m:rPr>
-              <m:t>∂</m:t>
-            </m:r>
-          </m:num>
-          <m:den>
-            <m:r>
-              <m:rPr>
-                <m:sty m:val="p"/>
-              </m:rPr>
-              <m:t>∂</m:t>
-            </m:r>
-            <m:r>
-              <m:t>t</m:t>
-            </m:r>
-          </m:den>
-        </m:f>
-        <m:sSup>
-          <m:e>
-            <m:r>
-              <m:t>t</m:t>
-            </m:r>
-          </m:e>
-          <m:sup>
-            <m:r>
-              <m:t>2</m:t>
-            </m:r>
-          </m:sup>
-        </m:sSup>
-        <m:r>
-          <m:rPr>
-            <m:sty m:val="p"/>
-          </m:rPr>
-          <m:t>=</m:t>
-        </m:r>
-        <m:r>
-          <m:t>2</m:t>
-        </m:r>
-        <m:r>
-          <m:t>t</m:t>
-        </m:r>
-      </m:oMath>
-      <w:r>
-        <w:t xml:space="preserve">, so</w:t>
-      </w:r>
-    </w:p>
-    <w:p>
-      <w:pPr>
-        <w:pStyle w:val="BodyText"/>
-      </w:pPr>
-      <m:oMathPara>
-        <m:oMathParaPr>
-          <m:jc m:val="center"/>
-        </m:oMathParaPr>
-        <m:oMath>
-          <m:eqArr>
-            <m:e>
-              <m:nary>
-                <m:naryPr>
-                  <m:chr m:val="∫"/>
-                  <m:limLoc m:val="subSup"/>
-                  <m:subHide m:val="off"/>
-                  <m:supHide m:val="off"/>
-                </m:naryPr>
-                <m:sub>
-                  <m:r>
-                    <m:t>1</m:t>
-                  </m:r>
-                </m:sub>
-                <m:sup>
-                  <m:r>
-                    <m:t>3</m:t>
-                  </m:r>
-                </m:sup>
-                <m:e>
-                  <m:r>
-                    <m:t>2</m:t>
-                  </m:r>
-                </m:e>
-              </m:nary>
-              <m:r>
-                <m:t>t</m:t>
-              </m:r>
-              <m:r>
-                <m:t> </m:t>
-              </m:r>
-              <m:r>
-                <m:t>d</m:t>
-              </m:r>
-              <m:r>
-                <m:t>t</m:t>
-              </m:r>
-              <m:r>
-                <m:t>&amp;</m:t>
-              </m:r>
-              <m:r>
-                <m:rPr>
-                  <m:sty m:val="p"/>
-                </m:rPr>
-                <m:t>=</m:t>
-              </m:r>
-              <m:r>
-                <m:t>​</m:t>
-              </m:r>
-              <m:d>
-                <m:dPr>
-                  <m:begChr m:val="["/>
-                  <m:sepChr m:val=""/>
-                  <m:endChr m:val="]"/>
-                  <m:grow/>
-                </m:dPr>
-                <m:e>
-                  <m:sSup>
-                    <m:e>
-                      <m:r>
-                        <m:t>t</m:t>
-                      </m:r>
-                    </m:e>
-                    <m:sup>
-                      <m:r>
-                        <m:t>2</m:t>
-                      </m:r>
-                    </m:sup>
-                  </m:sSup>
-                </m:e>
-              </m:d>
-              <m:sSubSup>
-                <m:e>
-                  <m:r>
-                    <m:t>​</m:t>
-                  </m:r>
-                </m:e>
-                <m:sub>
-                  <m:r>
-                    <m:t>t</m:t>
-                  </m:r>
-                  <m:r>
-                    <m:rPr>
-                      <m:sty m:val="p"/>
-                    </m:rPr>
-                    <m:t>=</m:t>
-                  </m:r>
-                  <m:r>
-                    <m:t>1</m:t>
-                  </m:r>
-                </m:sub>
-                <m:sup>
-                  <m:r>
-                    <m:t>t</m:t>
-                  </m:r>
-                  <m:r>
-                    <m:rPr>
-                      <m:sty m:val="p"/>
-                    </m:rPr>
-                    <m:t>=</m:t>
-                  </m:r>
-                  <m:r>
-                    <m:t>3</m:t>
-                  </m:r>
-                </m:sup>
-              </m:sSubSup>
-              <m:r>
-                <m:t>&amp;</m:t>
-              </m:r>
-              <m:r>
-                <m:t>&amp;</m:t>
-              </m:r>
-              <m:r>
-                <m:rPr>
-                  <m:nor/>
-                  <m:sty m:val="p"/>
-                </m:rPr>
-                <m:t>(FTC Part 2)</m:t>
-              </m:r>
-            </m:e>
-            <m:e>
-              <m:r>
-                <m:t>&amp;</m:t>
-              </m:r>
-              <m:r>
-                <m:rPr>
-                  <m:sty m:val="p"/>
-                </m:rPr>
-                <m:t>=</m:t>
-              </m:r>
-              <m:sSup>
-                <m:e>
-                  <m:r>
-                    <m:t>3</m:t>
-                  </m:r>
-                </m:e>
-                <m:sup>
-                  <m:r>
-                    <m:t>2</m:t>
-                  </m:r>
-                </m:sup>
-              </m:sSup>
-              <m:r>
-                <m:rPr>
-                  <m:sty m:val="p"/>
-                </m:rPr>
-                <m:t>−</m:t>
-              </m:r>
-              <m:sSup>
-                <m:e>
-                  <m:r>
-                    <m:t>1</m:t>
-                  </m:r>
-                </m:e>
-                <m:sup>
-                  <m:r>
-                    <m:t>2</m:t>
-                  </m:r>
-                </m:sup>
-              </m:sSup>
-              <m:r>
-                <m:t>&amp;</m:t>
-              </m:r>
-              <m:r>
-                <m:t>&amp;</m:t>
-              </m:r>
-              <m:r>
-                <m:rPr>
-                  <m:nor/>
-                  <m:sty m:val="p"/>
-                </m:rPr>
-                <m:t>(definition of the evaluation bracket)</m:t>
-              </m:r>
-            </m:e>
-            <m:e>
-              <m:r>
-                <m:t>&amp;</m:t>
-              </m:r>
-              <m:r>
-                <m:rPr>
-                  <m:sty m:val="p"/>
-                </m:rPr>
-                <m:t>=</m:t>
-              </m:r>
-              <m:r>
-                <m:t>9</m:t>
-              </m:r>
-              <m:r>
-                <m:rPr>
-                  <m:sty m:val="p"/>
-                </m:rPr>
-                <m:t>−</m:t>
-              </m:r>
-              <m:r>
-                <m:t>1</m:t>
-              </m:r>
-              <m:r>
-                <m:t>&amp;</m:t>
-              </m:r>
-              <m:r>
-                <m:t>&amp;</m:t>
-              </m:r>
-              <m:r>
-                <m:rPr>
-                  <m:nor/>
-                  <m:sty m:val="p"/>
-                </m:rPr>
-                <m:t>(square)</m:t>
-              </m:r>
-            </m:e>
-            <m:e>
-              <m:r>
-                <m:t>&amp;</m:t>
-              </m:r>
-              <m:r>
-                <m:rPr>
-                  <m:sty m:val="p"/>
-                </m:rPr>
-                <m:t>=</m:t>
-              </m:r>
-              <m:r>
-                <m:t>8</m:t>
-              </m:r>
-              <m:r>
-                <m:t>&amp;</m:t>
-              </m:r>
-              <m:r>
-                <m:t>&amp;</m:t>
-              </m:r>
-              <m:r>
-                <m:rPr>
-                  <m:nor/>
-                  <m:sty m:val="p"/>
-                </m:rPr>
-                <m:t>(subtract)</m:t>
-              </m:r>
-            </m:e>
-          </m:eqArr>
-        </m:oMath>
-      </m:oMathPara>
-    </w:p>
-    <w:bookmarkEnd w:id="105"/>
-    <w:bookmarkStart w:id="106" w:name="exr-miller-int-polynomial"/>
-    <w:p>
-      <w:pPr>
-        <w:pStyle w:val="FirstParagraph"/>
       </w:pPr>
       <w:r>
         <w:rPr>
@@ -26362,8 +26464,8 @@
         </m:oMath>
       </m:oMathPara>
     </w:p>
-    <w:bookmarkEnd w:id="106"/>
-    <w:bookmarkStart w:id="107" w:name="sol-miller-int-polynomial"/>
+    <w:bookmarkEnd w:id="110"/>
+    <w:bookmarkStart w:id="111" w:name="sol-miller-int-polynomial"/>
     <w:p>
       <w:pPr>
         <w:pStyle w:val="FirstParagraph"/>
@@ -26731,8 +26833,8 @@
         </m:oMath>
       </m:oMathPara>
     </w:p>
-    <w:bookmarkEnd w:id="107"/>
-    <w:bookmarkStart w:id="108" w:name="exr-miller-int-quadratic-complete"/>
+    <w:bookmarkEnd w:id="111"/>
+    <w:bookmarkStart w:id="112" w:name="exr-miller-int-quadratic-complete"/>
     <w:p>
       <w:pPr>
         <w:pStyle w:val="FirstParagraph"/>
@@ -26854,8 +26956,8 @@
         </m:oMath>
       </m:oMathPara>
     </w:p>
-    <w:bookmarkEnd w:id="108"/>
-    <w:bookmarkStart w:id="109" w:name="sol-miller-int-quadratic-complete"/>
+    <w:bookmarkEnd w:id="112"/>
+    <w:bookmarkStart w:id="113" w:name="sol-miller-int-quadratic-complete"/>
     <w:p>
       <w:pPr>
         <w:pStyle w:val="FirstParagraph"/>
@@ -27485,8 +27587,8 @@
         </m:oMath>
       </m:oMathPara>
     </w:p>
-    <w:bookmarkEnd w:id="109"/>
-    <w:bookmarkStart w:id="110" w:name="exr-miller-int-composite-power"/>
+    <w:bookmarkEnd w:id="113"/>
+    <w:bookmarkStart w:id="114" w:name="exr-miller-int-composite-power"/>
     <w:p>
       <w:pPr>
         <w:pStyle w:val="FirstParagraph"/>
@@ -27617,8 +27719,8 @@
         </m:oMath>
       </m:oMathPara>
     </w:p>
-    <w:bookmarkEnd w:id="110"/>
-    <w:bookmarkStart w:id="111" w:name="sol-miller-int-composite-power"/>
+    <w:bookmarkEnd w:id="114"/>
+    <w:bookmarkStart w:id="115" w:name="sol-miller-int-composite-power"/>
     <w:p>
       <w:pPr>
         <w:pStyle w:val="FirstParagraph"/>
@@ -28427,8 +28529,8 @@
         <w:t xml:space="preserve">) to be present as a factor in the integrand.</w:t>
       </w:r>
     </w:p>
-    <w:bookmarkEnd w:id="111"/>
-    <w:bookmarkStart w:id="112" w:name="exr-miller-int-trig-symmetry"/>
+    <w:bookmarkEnd w:id="115"/>
+    <w:bookmarkStart w:id="116" w:name="exr-miller-int-trig-symmetry"/>
     <w:p>
       <w:pPr>
         <w:pStyle w:val="BodyText"/>
@@ -28592,8 +28694,8 @@
         </m:oMath>
       </m:oMathPara>
     </w:p>
-    <w:bookmarkEnd w:id="112"/>
-    <w:bookmarkStart w:id="113" w:name="sol-miller-int-trig-symmetry"/>
+    <w:bookmarkEnd w:id="116"/>
+    <w:bookmarkStart w:id="117" w:name="sol-miller-int-trig-symmetry"/>
     <w:p>
       <w:pPr>
         <w:pStyle w:val="FirstParagraph"/>
@@ -29613,8 +29715,8 @@
         </m:oMath>
       </m:oMathPara>
     </w:p>
-    <w:bookmarkEnd w:id="113"/>
-    <w:bookmarkStart w:id="114" w:name="exr-miller-int-polynomial-symmetry"/>
+    <w:bookmarkEnd w:id="117"/>
+    <w:bookmarkStart w:id="118" w:name="exr-miller-int-polynomial-symmetry"/>
     <w:p>
       <w:pPr>
         <w:pStyle w:val="FirstParagraph"/>
@@ -29763,8 +29865,8 @@
         </m:oMath>
       </m:oMathPara>
     </w:p>
-    <w:bookmarkEnd w:id="114"/>
-    <w:bookmarkStart w:id="115" w:name="sol-miller-int-polynomial-symmetry"/>
+    <w:bookmarkEnd w:id="118"/>
+    <w:bookmarkStart w:id="119" w:name="sol-miller-int-polynomial-symmetry"/>
     <w:p>
       <w:pPr>
         <w:pStyle w:val="FirstParagraph"/>
@@ -30341,8 +30443,8 @@
         </m:oMath>
       </m:oMathPara>
     </w:p>
-    <w:bookmarkEnd w:id="115"/>
-    <w:bookmarkStart w:id="116" w:name="exr-miller-int-log-substitution"/>
+    <w:bookmarkEnd w:id="119"/>
+    <w:bookmarkStart w:id="120" w:name="exr-miller-int-log-substitution"/>
     <w:p>
       <w:pPr>
         <w:pStyle w:val="FirstParagraph"/>
@@ -30452,8 +30554,8 @@
         </m:oMath>
       </m:oMathPara>
     </w:p>
-    <w:bookmarkEnd w:id="116"/>
-    <w:bookmarkStart w:id="117" w:name="sol-miller-int-log-substitution"/>
+    <w:bookmarkEnd w:id="120"/>
+    <w:bookmarkStart w:id="121" w:name="sol-miller-int-log-substitution"/>
     <w:p>
       <w:pPr>
         <w:pStyle w:val="FirstParagraph"/>
@@ -31174,8 +31276,8 @@
         <w:t xml:space="preserve">must be one-to-one on the domain of integration.</w:t>
       </w:r>
     </w:p>
-    <w:bookmarkEnd w:id="117"/>
-    <w:bookmarkStart w:id="118" w:name="exr-miller-int-power-substitution"/>
+    <w:bookmarkEnd w:id="121"/>
+    <w:bookmarkStart w:id="122" w:name="exr-miller-int-power-substitution"/>
     <w:p>
       <w:pPr>
         <w:pStyle w:val="BodyText"/>
@@ -31330,8 +31432,8 @@
         </m:oMath>
       </m:oMathPara>
     </w:p>
-    <w:bookmarkEnd w:id="118"/>
-    <w:bookmarkStart w:id="119" w:name="sol-miller-int-power-substitution"/>
+    <w:bookmarkEnd w:id="122"/>
+    <w:bookmarkStart w:id="123" w:name="sol-miller-int-power-substitution"/>
     <w:p>
       <w:pPr>
         <w:pStyle w:val="FirstParagraph"/>
@@ -32108,8 +32210,8 @@
         </m:oMath>
       </m:oMathPara>
     </w:p>
-    <w:bookmarkEnd w:id="119"/>
-    <w:bookmarkStart w:id="120" w:name="exr-miller-int-trig-substitution"/>
+    <w:bookmarkEnd w:id="123"/>
+    <w:bookmarkStart w:id="124" w:name="exr-miller-int-trig-substitution"/>
     <w:p>
       <w:pPr>
         <w:pStyle w:val="FirstParagraph"/>
@@ -32222,8 +32324,8 @@
         </m:oMath>
       </m:oMathPara>
     </w:p>
-    <w:bookmarkEnd w:id="120"/>
-    <w:bookmarkStart w:id="121" w:name="sol-miller-int-trig-substitution"/>
+    <w:bookmarkEnd w:id="124"/>
+    <w:bookmarkStart w:id="125" w:name="sol-miller-int-trig-substitution"/>
     <w:p>
       <w:pPr>
         <w:pStyle w:val="FirstParagraph"/>
@@ -32766,8 +32868,8 @@
         </m:oMath>
       </m:oMathPara>
     </w:p>
-    <w:bookmarkEnd w:id="121"/>
-    <w:bookmarkStart w:id="122" w:name="exr-miller-int-by-parts-gaussian"/>
+    <w:bookmarkEnd w:id="125"/>
+    <w:bookmarkStart w:id="126" w:name="exr-miller-int-by-parts-gaussian"/>
     <w:p>
       <w:pPr>
         <w:pStyle w:val="FirstParagraph"/>
@@ -32908,8 +33010,8 @@
         </m:oMath>
       </m:oMathPara>
     </w:p>
-    <w:bookmarkEnd w:id="122"/>
-    <w:bookmarkStart w:id="123" w:name="sol-miller-int-by-parts-gaussian"/>
+    <w:bookmarkEnd w:id="126"/>
+    <w:bookmarkStart w:id="127" w:name="sol-miller-int-by-parts-gaussian"/>
     <w:p>
       <w:pPr>
         <w:pStyle w:val="FirstParagraph"/>
@@ -34401,8 +34503,8 @@
         </m:oMath>
       </m:oMathPara>
     </w:p>
-    <w:bookmarkEnd w:id="123"/>
-    <w:bookmarkStart w:id="133" w:name="exm-ftc-part1-accumulation"/>
+    <w:bookmarkEnd w:id="127"/>
+    <w:bookmarkStart w:id="137" w:name="exm-ftc-part1-accumulation"/>
     <w:p>
       <w:pPr>
         <w:pStyle w:val="FirstParagraph"/>
@@ -34968,7 +35070,7 @@
       <w:r>
         <w:t xml:space="preserve"> </w:t>
       </w:r>
-      <w:hyperlink w:anchor="thm-ftc">
+      <w:hyperlink w:anchor="thm-ftc-part1">
         <w:r>
           <w:rPr>
             <w:rStyle w:val="Hyperlink"/>
@@ -34976,12 +35078,6 @@
           <w:t xml:space="preserve">Theorem 5</w:t>
         </w:r>
       </w:hyperlink>
-      <w:r>
-        <w:t xml:space="preserve"> </w:t>
-      </w:r>
-      <w:r>
-        <w:t xml:space="preserve">Part 1</w:t>
-      </w:r>
       <w:r>
         <w:t xml:space="preserve"> </w:t>
       </w:r>
@@ -35163,7 +35259,7 @@
         <w:t xml:space="preserve">).</w:t>
       </w:r>
     </w:p>
-    <w:bookmarkStart w:id="132" w:name="fig-ftc-part1"/>
+    <w:bookmarkStart w:id="136" w:name="fig-ftc-part1"/>
     <w:tbl>
       <w:tblPr>
         <w:tblStyle w:val="Table"/>
@@ -35191,7 +35287,7 @@
             <w:tr>
               <w:tc>
                 <w:tcPr/>
-                <w:bookmarkStart w:id="127" w:name="fig-ftc-part1-left"/>
+                <w:bookmarkStart w:id="131" w:name="fig-ftc-part1-left"/>
                 <w:p>
                   <w:pPr>
                     <w:pStyle w:val="SourceCode"/>
@@ -36043,18 +36139,18 @@
                       <wp:inline>
                         <wp:extent cx="2971800" cy="2377440"/>
                         <wp:effectExtent b="0" l="0" r="0" t="0"/>
-                        <wp:docPr descr="" title="" id="125" name="Picture"/>
+                        <wp:docPr descr="" title="" id="129" name="Picture"/>
                         <a:graphic>
                           <a:graphicData uri="http://schemas.openxmlformats.org/drawingml/2006/picture">
                             <pic:pic>
                               <pic:nvPicPr>
-                                <pic:cNvPr descr="calculus-integration_files/figure-docx/ftc-part1-left-code-1.png" id="126" name="Picture"/>
+                                <pic:cNvPr descr="calculus-integration_files/figure-docx/ftc-part1-left-code-1.png" id="130" name="Picture"/>
                                 <pic:cNvPicPr>
                                   <a:picLocks noChangeArrowheads="1" noChangeAspect="1"/>
                                 </pic:cNvPicPr>
                               </pic:nvPicPr>
                               <pic:blipFill>
-                                <a:blip r:embed="rId124"/>
+                                <a:blip r:embed="rId128"/>
                                 <a:stretch>
                                   <a:fillRect/>
                                 </a:stretch>
@@ -36218,7 +36314,7 @@
                     <w:t xml:space="preserve">.</w:t>
                   </w:r>
                 </w:p>
-                <w:bookmarkEnd w:id="127"/>
+                <w:bookmarkEnd w:id="131"/>
               </w:tc>
             </w:tr>
           </w:tbl>
@@ -36269,7 +36365,7 @@
             <w:tr>
               <w:tc>
                 <w:tcPr/>
-                <w:bookmarkStart w:id="131" w:name="fig-ftc-part1-right"/>
+                <w:bookmarkStart w:id="135" w:name="fig-ftc-part1-right"/>
                 <w:p>
                   <w:pPr>
                     <w:pStyle w:val="SourceCode"/>
@@ -37349,18 +37445,18 @@
                       <wp:inline>
                         <wp:extent cx="2971800" cy="2377440"/>
                         <wp:effectExtent b="0" l="0" r="0" t="0"/>
-                        <wp:docPr descr="" title="" id="129" name="Picture"/>
+                        <wp:docPr descr="" title="" id="133" name="Picture"/>
                         <a:graphic>
                           <a:graphicData uri="http://schemas.openxmlformats.org/drawingml/2006/picture">
                             <pic:pic>
                               <pic:nvPicPr>
-                                <pic:cNvPr descr="calculus-integration_files/figure-docx/ftc-part1-right-code-1.png" id="130" name="Picture"/>
+                                <pic:cNvPr descr="calculus-integration_files/figure-docx/ftc-part1-right-code-1.png" id="134" name="Picture"/>
                                 <pic:cNvPicPr>
                                   <a:picLocks noChangeArrowheads="1" noChangeAspect="1"/>
                                 </pic:cNvPicPr>
                               </pic:nvPicPr>
                               <pic:blipFill>
-                                <a:blip r:embed="rId128"/>
+                                <a:blip r:embed="rId132"/>
                                 <a:stretch>
                                   <a:fillRect/>
                                 </a:stretch>
@@ -37497,7 +37593,7 @@
                     <w:t xml:space="preserve">.</w:t>
                   </w:r>
                 </w:p>
-                <w:bookmarkEnd w:id="131"/>
+                <w:bookmarkEnd w:id="135"/>
               </w:tc>
             </w:tr>
           </w:tbl>
@@ -37834,9 +37930,9 @@
         <w:t xml:space="preserve">.</w:t>
       </w:r>
     </w:p>
-    <w:bookmarkEnd w:id="132"/>
-    <w:bookmarkEnd w:id="133"/>
-    <w:bookmarkStart w:id="147" w:name="exm-ftc-cdf-pdf"/>
+    <w:bookmarkEnd w:id="136"/>
+    <w:bookmarkEnd w:id="137"/>
+    <w:bookmarkStart w:id="151" w:name="exm-ftc-cdf-pdf"/>
     <w:p>
       <w:pPr>
         <w:pStyle w:val="BodyText"/>
@@ -37958,7 +38054,7 @@
       <w:r>
         <w:t xml:space="preserve"> </w:t>
       </w:r>
-      <w:hyperlink r:id="rId134">
+      <w:hyperlink r:id="rId138">
         <w:r>
           <w:rPr>
             <w:rStyle w:val="Hyperlink"/>
@@ -37975,7 +38071,7 @@
       <w:r>
         <w:t xml:space="preserve"> </w:t>
       </w:r>
-      <w:hyperlink r:id="rId135">
+      <w:hyperlink r:id="rId139">
         <w:r>
           <w:rPr>
             <w:rStyle w:val="Hyperlink"/>
@@ -38018,7 +38114,7 @@
       <w:r>
         <w:t xml:space="preserve"> </w:t>
       </w:r>
-      <w:hyperlink r:id="rId136">
+      <w:hyperlink r:id="rId140">
         <w:r>
           <w:rPr>
             <w:rStyle w:val="Hyperlink"/>
@@ -38162,7 +38258,7 @@
       <w:r>
         <w:t xml:space="preserve"> </w:t>
       </w:r>
-      <w:hyperlink r:id="rId137">
+      <w:hyperlink r:id="rId141">
         <w:r>
           <w:rPr>
             <w:rStyle w:val="Hyperlink"/>
@@ -40078,7 +40174,7 @@
         <w:t xml:space="preserve">.</w:t>
       </w:r>
     </w:p>
-    <w:bookmarkStart w:id="146" w:name="fig-exp-pdf-cdf"/>
+    <w:bookmarkStart w:id="150" w:name="fig-exp-pdf-cdf"/>
     <w:tbl>
       <w:tblPr>
         <w:tblStyle w:val="Table"/>
@@ -40106,7 +40202,7 @@
             <w:tr>
               <w:tc>
                 <w:tcPr/>
-                <w:bookmarkStart w:id="141" w:name="fig-exp-pdf-cdf-pdf"/>
+                <w:bookmarkStart w:id="145" w:name="fig-exp-pdf-cdf-pdf"/>
                 <w:p>
                   <w:pPr>
                     <w:pStyle w:val="SourceCode"/>
@@ -40727,18 +40823,18 @@
                       <wp:inline>
                         <wp:extent cx="2971800" cy="2377440"/>
                         <wp:effectExtent b="0" l="0" r="0" t="0"/>
-                        <wp:docPr descr="" title="" id="139" name="Picture"/>
+                        <wp:docPr descr="" title="" id="143" name="Picture"/>
                         <a:graphic>
                           <a:graphicData uri="http://schemas.openxmlformats.org/drawingml/2006/picture">
                             <pic:pic>
                               <pic:nvPicPr>
-                                <pic:cNvPr descr="calculus-integration_files/figure-docx/exp-pdf-cdf-pdf-code-1.png" id="140" name="Picture"/>
+                                <pic:cNvPr descr="calculus-integration_files/figure-docx/exp-pdf-cdf-pdf-code-1.png" id="144" name="Picture"/>
                                 <pic:cNvPicPr>
                                   <a:picLocks noChangeArrowheads="1" noChangeAspect="1"/>
                                 </pic:cNvPicPr>
                               </pic:nvPicPr>
                               <pic:blipFill>
-                                <a:blip r:embed="rId138"/>
+                                <a:blip r:embed="rId142"/>
                                 <a:stretch>
                                   <a:fillRect/>
                                 </a:stretch>
@@ -40834,7 +40930,7 @@
                     <w:t xml:space="preserve">.</w:t>
                   </w:r>
                 </w:p>
-                <w:bookmarkEnd w:id="141"/>
+                <w:bookmarkEnd w:id="145"/>
               </w:tc>
             </w:tr>
           </w:tbl>
@@ -40884,7 +40980,7 @@
             <w:tr>
               <w:tc>
                 <w:tcPr/>
-                <w:bookmarkStart w:id="145" w:name="fig-exp-pdf-cdf-cdf"/>
+                <w:bookmarkStart w:id="149" w:name="fig-exp-pdf-cdf-cdf"/>
                 <w:p>
                   <w:pPr>
                     <w:pStyle w:val="SourceCode"/>
@@ -41730,18 +41826,18 @@
                       <wp:inline>
                         <wp:extent cx="2971800" cy="2377440"/>
                         <wp:effectExtent b="0" l="0" r="0" t="0"/>
-                        <wp:docPr descr="" title="" id="143" name="Picture"/>
+                        <wp:docPr descr="" title="" id="147" name="Picture"/>
                         <a:graphic>
                           <a:graphicData uri="http://schemas.openxmlformats.org/drawingml/2006/picture">
                             <pic:pic>
                               <pic:nvPicPr>
-                                <pic:cNvPr descr="calculus-integration_files/figure-docx/exp-pdf-cdf-cdf-code-1.png" id="144" name="Picture"/>
+                                <pic:cNvPr descr="calculus-integration_files/figure-docx/exp-pdf-cdf-cdf-code-1.png" id="148" name="Picture"/>
                                 <pic:cNvPicPr>
                                   <a:picLocks noChangeArrowheads="1" noChangeAspect="1"/>
                                 </pic:cNvPicPr>
                               </pic:nvPicPr>
                               <pic:blipFill>
-                                <a:blip r:embed="rId142"/>
+                                <a:blip r:embed="rId146"/>
                                 <a:stretch>
                                   <a:fillRect/>
                                 </a:stretch>
@@ -41837,7 +41933,7 @@
                     <w:t xml:space="preserve">.</w:t>
                   </w:r>
                 </w:p>
-                <w:bookmarkEnd w:id="145"/>
+                <w:bookmarkEnd w:id="149"/>
               </w:tc>
             </w:tr>
           </w:tbl>
@@ -42107,9 +42203,9 @@
         <w:t xml:space="preserve">computed via FTC Part 2.</w:t>
       </w:r>
     </w:p>
-    <w:bookmarkEnd w:id="146"/>
-    <w:bookmarkEnd w:id="147"/>
-    <w:bookmarkStart w:id="148" w:name="exr-miller-int-rayleigh-normal-kernel"/>
+    <w:bookmarkEnd w:id="150"/>
+    <w:bookmarkEnd w:id="151"/>
+    <w:bookmarkStart w:id="152" w:name="exr-miller-int-rayleigh-normal-kernel"/>
     <w:p>
       <w:pPr>
         <w:pStyle w:val="BodyText"/>
@@ -42244,8 +42340,8 @@
         </m:oMath>
       </m:oMathPara>
     </w:p>
-    <w:bookmarkEnd w:id="148"/>
-    <w:bookmarkStart w:id="149" w:name="sol-miller-int-rayleigh-normal-kernel"/>
+    <w:bookmarkEnd w:id="152"/>
+    <w:bookmarkStart w:id="153" w:name="sol-miller-int-rayleigh-normal-kernel"/>
     <w:p>
       <w:pPr>
         <w:pStyle w:val="FirstParagraph"/>
@@ -42838,8 +42934,8 @@
         <w:t xml:space="preserve">Integrals of this structure arise directly in calculating moments and normalization constants for Gaussian and Rayleigh probability distributions.</w:t>
       </w:r>
     </w:p>
-    <w:bookmarkEnd w:id="149"/>
-    <w:bookmarkStart w:id="150" w:name="exr-miller-int-uniform-convolution"/>
+    <w:bookmarkEnd w:id="153"/>
+    <w:bookmarkStart w:id="154" w:name="exr-miller-int-uniform-convolution"/>
     <w:p>
       <w:pPr>
         <w:pStyle w:val="BodyText"/>
@@ -43275,8 +43371,8 @@
         <w:t xml:space="preserve">.</w:t>
       </w:r>
     </w:p>
-    <w:bookmarkEnd w:id="150"/>
-    <w:bookmarkStart w:id="151" w:name="sol-miller-int-uniform-convolution"/>
+    <w:bookmarkEnd w:id="154"/>
+    <w:bookmarkStart w:id="155" w:name="sol-miller-int-uniform-convolution"/>
     <w:p>
       <w:pPr>
         <w:pStyle w:val="BodyText"/>
@@ -44702,7 +44798,7 @@
         <w:t xml:space="preserve">.</w:t>
       </w:r>
     </w:p>
-    <w:bookmarkEnd w:id="151"/>
+    <w:bookmarkEnd w:id="155"/>
     <w:tbl>
       <w:tblPr>
         <w:tblStyle w:val="Table"/>
@@ -44744,12 +44840,12 @@
                 <wp:inline>
                   <wp:extent cx="152400" cy="152400"/>
                   <wp:effectExtent b="0" l="0" r="0" t="0"/>
-                  <wp:docPr descr="" title="" id="152" name="Picture"/>
+                  <wp:docPr descr="" title="" id="156" name="Picture"/>
                   <a:graphic>
                     <a:graphicData uri="http://schemas.openxmlformats.org/drawingml/2006/picture">
                       <pic:pic>
                         <pic:nvPicPr>
-                          <pic:cNvPr descr="/opt/quarto/share/formats/docx/tip.png" id="153" name="Picture"/>
+                          <pic:cNvPr descr="/opt/quarto/share/formats/docx/tip.png" id="157" name="Picture"/>
                           <pic:cNvPicPr>
                             <a:picLocks noChangeArrowheads="1" noChangeAspect="1"/>
                           </pic:cNvPicPr>
@@ -44835,7 +44931,7 @@
                 <w:numId w:val="1017"/>
               </w:numPr>
             </w:pPr>
-            <w:hyperlink r:id="rId154">
+            <w:hyperlink r:id="rId158">
               <w:r>
                 <w:rPr>
                   <w:rStyle w:val="Hyperlink"/>
@@ -44852,7 +44948,7 @@
                 <w:numId w:val="1017"/>
               </w:numPr>
             </w:pPr>
-            <w:hyperlink r:id="rId155">
+            <w:hyperlink r:id="rId159">
               <w:r>
                 <w:rPr>
                   <w:rStyle w:val="Hyperlink"/>
@@ -44865,8 +44961,8 @@
         </w:tc>
       </w:tr>
     </w:tbl>
-    <w:bookmarkStart w:id="165" w:name="refs"/>
-    <w:bookmarkStart w:id="157" w:name="ref-calclifesaver"/>
+    <w:bookmarkStart w:id="169" w:name="refs"/>
+    <w:bookmarkStart w:id="161" w:name="ref-calclifesaver"/>
     <w:p>
       <w:pPr>
         <w:pStyle w:val="Bibliography"/>
@@ -44890,7 +44986,7 @@
       <w:r>
         <w:t xml:space="preserve"> </w:t>
       </w:r>
-      <w:hyperlink r:id="rId156">
+      <w:hyperlink r:id="rId160">
         <w:r>
           <w:rPr>
             <w:rStyle w:val="Hyperlink"/>
@@ -44902,8 +44998,8 @@
         <w:t xml:space="preserve">.</w:t>
       </w:r>
     </w:p>
-    <w:bookmarkEnd w:id="157"/>
-    <w:bookmarkStart w:id="159" w:name="ref-kleinbaum2012survival"/>
+    <w:bookmarkEnd w:id="161"/>
+    <w:bookmarkStart w:id="163" w:name="ref-kleinbaum2012survival"/>
     <w:p>
       <w:pPr>
         <w:pStyle w:val="Bibliography"/>
@@ -44927,7 +45023,7 @@
       <w:r>
         <w:t xml:space="preserve"> </w:t>
       </w:r>
-      <w:hyperlink r:id="rId158">
+      <w:hyperlink r:id="rId162">
         <w:r>
           <w:rPr>
             <w:rStyle w:val="Hyperlink"/>
@@ -44939,8 +45035,8 @@
         <w:t xml:space="preserve">.</w:t>
       </w:r>
     </w:p>
-    <w:bookmarkEnd w:id="159"/>
-    <w:bookmarkStart w:id="161" w:name="ref-larsonCalc11e"/>
+    <w:bookmarkEnd w:id="163"/>
+    <w:bookmarkStart w:id="165" w:name="ref-larsonCalc11e"/>
     <w:p>
       <w:pPr>
         <w:pStyle w:val="Bibliography"/>
@@ -44964,7 +45060,7 @@
       <w:r>
         <w:t xml:space="preserve"> </w:t>
       </w:r>
-      <w:hyperlink r:id="rId160">
+      <w:hyperlink r:id="rId164">
         <w:r>
           <w:rPr>
             <w:rStyle w:val="Hyperlink"/>
@@ -44976,8 +45072,8 @@
         <w:t xml:space="preserve">.</w:t>
       </w:r>
     </w:p>
-    <w:bookmarkEnd w:id="161"/>
-    <w:bookmarkStart w:id="163" w:name="ref-problifesavercalc"/>
+    <w:bookmarkEnd w:id="165"/>
+    <w:bookmarkStart w:id="167" w:name="ref-problifesavercalc"/>
     <w:p>
       <w:pPr>
         <w:pStyle w:val="Bibliography"/>
@@ -45001,7 +45097,7 @@
       <w:r>
         <w:t xml:space="preserve"> </w:t>
       </w:r>
-      <w:hyperlink r:id="rId162">
+      <w:hyperlink r:id="rId166">
         <w:r>
           <w:rPr>
             <w:rStyle w:val="Hyperlink"/>
@@ -45013,8 +45109,8 @@
         <w:t xml:space="preserve">.</w:t>
       </w:r>
     </w:p>
-    <w:bookmarkEnd w:id="163"/>
-    <w:bookmarkStart w:id="164" w:name="ref-rudin1976principles"/>
+    <w:bookmarkEnd w:id="167"/>
+    <w:bookmarkStart w:id="168" w:name="ref-rudin1976principles"/>
     <w:p>
       <w:pPr>
         <w:pStyle w:val="Bibliography"/>
@@ -45036,10 +45132,10 @@
         <w:t xml:space="preserve">. 3rd ed. International Series in Pure and Applied Mathematics. McGraw-Hill.</w:t>
       </w:r>
     </w:p>
-    <w:bookmarkEnd w:id="164"/>
-    <w:bookmarkEnd w:id="165"/>
-    <w:bookmarkEnd w:id="166"/>
-    <w:bookmarkEnd w:id="167"/>
+    <w:bookmarkEnd w:id="168"/>
+    <w:bookmarkEnd w:id="169"/>
+    <w:bookmarkEnd w:id="170"/>
+    <w:bookmarkEnd w:id="171"/>
     <w:sectPr>
       <w:footnotePr>
         <w:numRestart w:val="eachSect"/>
